--- a/writeups/177B_JoVE_Manuscript.docx
+++ b/writeups/177B_JoVE_Manuscript.docx
@@ -1139,39 +1139,39 @@
       </w:r>
     </w:p>
     <w:p>
-      <w:pPr>
-        <w:jc w:val="left"/>
-        <w:rPr>
-          <w:rFonts w:asciiTheme="majorHAnsi" w:hAnsiTheme="majorHAnsi" w:cstheme="majorHAnsi"/>
-        </w:rPr>
-      </w:pPr>
-      <w:r>
-        <w:rPr>
-          <w:rFonts w:asciiTheme="majorHAnsi" w:hAnsiTheme="majorHAnsi" w:cstheme="majorHAnsi"/>
-        </w:rPr>
-        <w:t xml:space="preserve">Cardiac organoids labeled with a calcium indicator dye (Cal-520) will be imaged under baseline (control) conditions to establish a reference for calcium transient amplitude, duration, and frequency. Following baseline recording, each drug will be perfused into the culture medium at a known concentration range previously validated in literature. Time-lapse fluorescence data will be collected continuously to capture transient morphology before, during, and after drug exposure.</w:t>
-      </w:r>
-    </w:p>
-    <w:p>
-      <w:pPr>
-        <w:jc w:val="left"/>
-        <w:rPr>
-          <w:rFonts w:asciiTheme="majorHAnsi" w:hAnsiTheme="majorHAnsi" w:cstheme="majorHAnsi"/>
-        </w:rPr>
-      </w:pPr>
-    </w:p>
-    <w:p>
-      <w:pPr>
-        <w:jc w:val="left"/>
-        <w:rPr>
-          <w:rFonts w:asciiTheme="majorHAnsi" w:hAnsiTheme="majorHAnsi" w:cstheme="majorHAnsi"/>
-        </w:rPr>
-      </w:pPr>
-      <w:r>
-        <w:rPr>
-          <w:rFonts w:asciiTheme="majorHAnsi" w:hAnsiTheme="majorHAnsi" w:cstheme="majorHAnsi"/>
-        </w:rPr>
-        <w:t xml:space="preserve">Organoids will be stimulated by applying an electric field (5-15 V, biphasic pulses at 0.5-2 Hz) via carbon electrodes to ensure synchronized pulsation and consistent comparisons across different conditions. The construction of the circuits and coding the electrical stimulations will also be a major component of the miniscope project. Table 1 lists out the drugs, their expected mechanism, and outcomes.</w:t>
+      <w:pPr/>
+      <w:r>
+        <w:t>The following subsections provide step-by-step instructions describing how the authors developed and designed their protocol, as well as what scientists must do to follow it.</w:t>
+      </w:r>
+    </w:p>
+    <w:p>
+      <w:pPr>
+        <w:jc w:val="left"/>
+        <w:rPr>
+          <w:rFonts w:asciiTheme="majorHAnsi" w:hAnsiTheme="majorHAnsi" w:cstheme="majorHAnsi"/>
+        </w:rPr>
+      </w:pPr>
+      <w:r>
+        <w:t>Cardiac organoids labeled with a calcium indicator dye (Cal-520) were imaged under baseline (control) conditions to establish a reference for calcium transient amplitude, duration, and frequency. Following baseline recording, each drug was perfused into the culture medium at a known concentration range previously validated in literature. Time-lapse fluorescence data were collected continuously to capture transient morphology before, during, and after drug exposure.</w:t>
+      </w:r>
+    </w:p>
+    <w:p>
+      <w:pPr>
+        <w:jc w:val="left"/>
+        <w:rPr>
+          <w:rFonts w:asciiTheme="majorHAnsi" w:hAnsiTheme="majorHAnsi" w:cstheme="majorHAnsi"/>
+        </w:rPr>
+      </w:pPr>
+    </w:p>
+    <w:p>
+      <w:pPr>
+        <w:jc w:val="left"/>
+        <w:rPr>
+          <w:rFonts w:asciiTheme="majorHAnsi" w:hAnsiTheme="majorHAnsi" w:cstheme="majorHAnsi"/>
+        </w:rPr>
+      </w:pPr>
+      <w:r>
+        <w:t>Organoids were stimulated by applying an electric field (5-15 V, biphasic pulses at 0.5-2 Hz) via carbon electrodes to ensure synchronized pulsation and consistent comparisons across different conditions. The construction of the circuits and coding the electrical stimulations were also major components of the miniscope project. Table 1 listed the drugs, their expected mechanism, and outcomes.</w:t>
       </w:r>
     </w:p>
     <w:p>
@@ -1249,10 +1249,25 @@
         </w:rPr>
       </w:pPr>
       <w:r>
-        <w:rPr>
-          <w:rFonts w:asciiTheme="majorHAnsi" w:hAnsiTheme="majorHAnsi" w:cstheme="majorHAnsi"/>
-        </w:rPr>
-        <w:t xml:space="preserve">Standard protocol was followed as provided by the UCLA miniscope GitHub and Wikipedia pages associated with the version 4 miniscope which we have illustrated in figure 3. The excitation and emission filters, as well as the 2 achromat lens, and the electrowetting lens were each placed in their respective positions in the optical module, the system was checked for alignment, and basic resolution quality was comparable with expected.</w:t>
+        <w:t>1. Follow the standard protocol provided on the UCLA Miniscope GitHub and Wikipedia pages for Miniscope version 4, as illustrated in Figure 3.</w:t>
+      </w:r>
+    </w:p>
+    <w:p>
+      <w:pPr/>
+      <w:r>
+        <w:t>2. Place the excitation and emission filters, two achromat lenses, and electrowetting lens in their respective positions in the optical module.</w:t>
+      </w:r>
+    </w:p>
+    <w:p>
+      <w:pPr/>
+      <w:r>
+        <w:t>3. Check the system alignment.</w:t>
+      </w:r>
+    </w:p>
+    <w:p>
+      <w:pPr/>
+      <w:r>
+        <w:t>4. Test the miniscope against the brightfield and fluorescence microscopes available in the lab.</w:t>
       </w:r>
     </w:p>
     <w:p>
@@ -1295,36 +1310,58 @@
         </w:rPr>
       </w:pPr>
       <w:r>
-        <w:rPr>
-          <w:rFonts w:asciiTheme="majorHAnsi" w:hAnsiTheme="majorHAnsi" w:cstheme="majorHAnsi"/>
-        </w:rPr>
-        <w:t xml:space="preserve">The chip was designed to mainly house the organoids for imaging and to pace the organoid. It consists of 2 layers, a Polydimethylsiloxanes (PDMS) layer and a 24 × 50 mm No. 0 coverslip. The process of making the chip is similar to how Tirgar, P. </w:t>
-      </w:r>
-      <w:r>
-        <w:rPr>
-          <w:rFonts w:asciiTheme="majorHAnsi" w:hAnsiTheme="majorHAnsi" w:cstheme="majorHAnsi"/>
-          <w:i/>
-        </w:rPr>
-        <w:t xml:space="preserve">et al</w:t>
-      </w:r>
-      <w:r>
-        <w:rPr>
-          <w:rFonts w:asciiTheme="majorHAnsi" w:hAnsiTheme="majorHAnsi" w:cstheme="majorHAnsi"/>
-        </w:rPr>
-        <w:t xml:space="preserve"> created their own Heart-on-a-Chip; we used the same mold design created by Tirgar, P. </w:t>
-      </w:r>
-      <w:r>
-        <w:rPr>
-          <w:rFonts w:asciiTheme="majorHAnsi" w:hAnsiTheme="majorHAnsi" w:cstheme="majorHAnsi"/>
-          <w:i/>
-        </w:rPr>
-        <w:t xml:space="preserve">et al</w:t>
-      </w:r>
-      <w:r>
-        <w:rPr>
-          <w:rFonts w:asciiTheme="majorHAnsi" w:hAnsiTheme="majorHAnsi" w:cstheme="majorHAnsi"/>
-        </w:rPr>
-        <w:t xml:space="preserve"> to prepare the PDMS design. We printed the mold out with a FormLab Form 4 printer with Black Resin v5 followed by a standard UV curing treatment. The PDMS was prepared with a standard mixture of 10:1 ratio of base and curing agent which is put on the mold, vacuum desiccated to remove bubbles, then placed in a 60 °C oven overnight to cure. Afterward, the PDMS layer is taken out of the mold where 7 wells were cut out using a 1 mm biopsy punch. The PDMS layer and glass coverslip were assembled together through both being oxygen plasma treated for 4 minutes to allow for both to adhere to each other as shown in figure 4. Kapton tape was used to taped down the coverslip to avoid being moved while the treatment takes place. Carbon electrodes are then placed in the chip to allow for pacing by the pacing system.</w:t>
+        <w:t>The chip was designed to mainly house the organoids for imaging and pacing. It consisted of two layers: a Polydimethylsiloxanes (PDMS) layer and a 24 × 50 mm No. 0 coverslip. The process of making the chip was similar to how Tirgar, P. et al. created their own Heart-on-a-Chip; we used the same mold design created by Tirgar, P. et al. to prepare the PDMS design. The procedure is as follows:</w:t>
+      </w:r>
+    </w:p>
+    <w:p>
+      <w:pPr/>
+      <w:r>
+        <w:t>1) Print the mold with a FormLab Form 4 printer and Black Resin v5, followed by a standard UV curing treatment. An alternative printer may be used if it provides similar printing quality and resolution.</w:t>
+      </w:r>
+    </w:p>
+    <w:p>
+      <w:pPr/>
+      <w:r>
+        <w:t>2) Prepare the PDMS with a standard 10:1 ratio of base to curing agent. Pour it into the mold, vacuum-desiccate it to remove bubbles, and place it in a 60 °C oven overnight to cure.</w:t>
+      </w:r>
+    </w:p>
+    <w:p>
+      <w:pPr/>
+      <w:r>
+        <w:t>3) Take the PDMS layer out of the mold.</w:t>
+      </w:r>
+    </w:p>
+    <w:p>
+      <w:pPr/>
+      <w:r>
+        <w:t>4) Cut seven wells using a 1 mm biopsy punch.</w:t>
+      </w:r>
+    </w:p>
+    <w:p>
+      <w:pPr/>
+      <w:r>
+        <w:t>NOTE: The chip technically accommodated seven organoids, but the authors of the original Heart-on-a-Miniscope paper recommended loading only six organoids to prevent culture medium from overflowing</w:t>
+      </w:r>
+      <w:r>
+        <w:rPr>
+          <w:vertAlign w:val="superscript"/>
+        </w:rPr>
+        <w:t>5</w:t>
+      </w:r>
+      <w:r>
+        <w:t>.</w:t>
+      </w:r>
+    </w:p>
+    <w:p>
+      <w:pPr/>
+      <w:r>
+        <w:t>5) To assemble the PDMS layer and glass coverslip, oxygen-plasma-treat both surfaces for 4 minutes to allow them to adhere, as shown in Figure 4. Use Kapton tape to hold the coverslip in place during treatment.</w:t>
+      </w:r>
+    </w:p>
+    <w:p>
+      <w:pPr/>
+      <w:r>
+        <w:t>6) Use a scalpel to carve a thin channel for the carbon electrodes, as shown in the mold. Place the carbon electrodes in the chip to allow pacing by the pacing system.</w:t>
       </w:r>
     </w:p>
     <w:p>
@@ -1402,10 +1439,19 @@
         </w:rPr>
       </w:pPr>
       <w:r>
-        <w:rPr>
-          <w:rFonts w:asciiTheme="majorHAnsi" w:hAnsiTheme="majorHAnsi" w:cstheme="majorHAnsi"/>
-        </w:rPr>
-        <w:t xml:space="preserve">The stage function is similar to a standard microscope setup. It was designed using both Onshape and Fusion 360 and 3D printed on a Prusa Core 1 and Bambu Lab H2D with PLA filament. The stage contains a holder to hold the miniscope which was designed by the creators of the UCLA miniscope. The holder is attached to a slider that allows for 2D planar motion in both X and Y directions. This freedom of movement allows for different and larger chip designs to be able to view.</w:t>
+        <w:t>The stage functioned similarly to a standard microscope setup. It was designed using both Onshape and Fusion 360 and 3D printed on a Prusa Core 1 and Bambu Lab H2D with PLA filament. The stage contained a holder for the miniscope, which was designed by the creators of the UCLA miniscope. The holder was attached to a slider that allowed for 2D planar motion in both X and Y directions. This freedom of movement allowed different and larger chip designs to be viewed. In order to use the stage:</w:t>
+      </w:r>
+    </w:p>
+    <w:p>
+      <w:pPr/>
+      <w:r>
+        <w:t>1) Print the components available in the GitHub repository using a high-quality 3D printer. Plastic may be used: https://github.com/sanskriti-ss/miniscope_fullstack/tree/main/Miniscope%20Housing%203D%20Print%20And%20Laser%20Cut%20Files</w:t>
+      </w:r>
+    </w:p>
+    <w:p>
+      <w:pPr/>
+      <w:r>
+        <w:t>2) Assemble the components using screws.</w:t>
       </w:r>
     </w:p>
     <w:p>
@@ -1448,10 +1494,31 @@
         </w:rPr>
       </w:pPr>
       <w:r>
-        <w:rPr>
-          <w:rFonts w:asciiTheme="majorHAnsi" w:hAnsiTheme="majorHAnsi" w:cstheme="majorHAnsi"/>
-        </w:rPr>
-        <w:t xml:space="preserve">An integral part of our circuit design in Figure 5, the electrode was based on the MyoPulser design, from Ott and Jung.¹¹ It is programmed using Arduino Mega, with an L298 driver used to control pulse delivery. Drivers control the biphasic pulse, which can be modified by pressing different buttons on the system. While a button is pressed, a screen displays the desired pacing frequency, allowing the user to see the selected frequency in real time. There is also a button to control the on and off state of the pulse, with the pulse only being delivered while the button is pressed. Lab-grade pacing systems are hundreds (or thousands) of dollars expensive, while this pacing system was assembled for under 100 dollars. It was validated using a voltmeter. The electrode output is connected to carbon electrodes in the chip to electrically excite the cells.</w:t>
+        <w:t>An integral part of our circuit design in Figure 5, the electrode was based on the MyoPulser design, from Ott and Jung.¹¹ It was programmed using Arduino Mega, with an L298 driver used to control pulse delivery. Drivers controlled the biphasic pulse, which could be modified by pressing different buttons on the system. While a button was pressed, a screen displayed the desired pacing frequency, allowing the user to see the selected frequency in real time. There was also a button to control the on and off state of the pulse, with the pulse delivered only while the button was pressed. Lab-grade pacing systems cost hundreds (or thousands) of dollars, while this pacing system was assembled for under 100 dollars. It was validated using a voltmeter. The electrode output was connected to carbon electrodes in the chip to electrically excite the cells. The procedure for assembling this Arduino-based electrode was as follows:</w:t>
+      </w:r>
+    </w:p>
+    <w:p>
+      <w:pPr/>
+      <w:r>
+        <w:t>1) Assemble and wire the components as shown in Figure X. Ensure that the battery is sufficiently charged.</w:t>
+      </w:r>
+    </w:p>
+    <w:p>
+      <w:pPr/>
+      <w:r>
+        <w:t>2) Wrap copper wire to connect the wires to the electrodes.</w:t>
+      </w:r>
+    </w:p>
+    <w:p>
+      <w:pPr/>
+      <w:r>
+        <w:t>3) Run the Arduino code provided.</w:t>
+      </w:r>
+    </w:p>
+    <w:p>
+      <w:pPr/>
+      <w:r>
+        <w:t>4) Compare the readings on the LED screen with those on a commercial pacer to establish baseline accuracy.</w:t>
       </w:r>
     </w:p>
     <w:p>
@@ -1529,10 +1596,34 @@
         </w:rPr>
       </w:pPr>
       <w:r>
-        <w:rPr>
-          <w:rFonts w:asciiTheme="majorHAnsi" w:hAnsiTheme="majorHAnsi" w:cstheme="majorHAnsi"/>
-        </w:rPr>
-        <w:t xml:space="preserve">Cardiac organoids were generated from human induced pluripotent stem cells following the procedure described in the referenced paper. Organoids were maintained in standard growth medium and assessed by light microscopy to confirm size and maturation. During electrical pacing at physiological frequencies (1 to 1.5 Hz), mature organoids contracted synchronously with the pacing stimulus, whereas immature organoids exhibited slower, irregular, or inconsistent responses. Mature organoids typically measured 300 to 500 micrometers in diameter. Before imaging, organoids were incubated with a calcium-sensitive fluorescent dye. The dye was excited in the 425 to 450 nanometer range and emitted fluorescence in the 500 to 550 nanometer range. Organoids were then transferred into the wells of the PDMS chip described above, with sufficient medium added to ensure electrical continuity across wells.</w:t>
+        <w:t>1) Generate cardiac organoids from human induced pluripotent stem cells following the procedure described by Pocock et al.</w:t>
+      </w:r>
+      <w:r>
+        <w:rPr>
+          <w:vertAlign w:val="superscript"/>
+        </w:rPr>
+        <w:t>10</w:t>
+      </w:r>
+      <w:r>
+        <w:t>.</w:t>
+      </w:r>
+    </w:p>
+    <w:p>
+      <w:pPr/>
+      <w:r>
+        <w:t>2) Maintain the organoids in standard growth medium. Assess their size and maturation by light microscopy. Expected observations: during electrical pacing at physiological frequencies (1 to 1.5 Hz), mature organoids should contract synchronously with the pacing stimulus, whereas immature organoids may exhibit slower, irregular, or inconsistent responses. Mature organoids typically measure 300 to 500 micrometers in diameter.</w:t>
+      </w:r>
+    </w:p>
+    <w:p>
+      <w:pPr/>
+      <w:r>
+        <w:t>3) Before imaging, incubate the organoids with a calcium-sensitive fluorescent dye. Excite the dye at 425 to 450 nanometers and collect emitted fluorescence at 500 to 550 nanometers.</w:t>
+      </w:r>
+    </w:p>
+    <w:p>
+      <w:pPr/>
+      <w:r>
+        <w:t>4) Transfer the organoids into the wells of the PDMS chip described above. Add sufficient medium to ensure electrical continuity across wells.</w:t>
       </w:r>
     </w:p>
     <w:p>
@@ -1575,10 +1666,7 @@
         </w:rPr>
       </w:pPr>
       <w:r>
-        <w:rPr>
-          <w:rFonts w:asciiTheme="majorHAnsi" w:hAnsiTheme="majorHAnsi" w:cstheme="majorHAnsi"/>
-        </w:rPr>
-        <w:t xml:space="preserve">We evaluated three pharmacologic agents, dofetilide, thapsigargin, and quinidine, each of which produces distinct, quantifiable changes in calcium transient dynamics. To establish a benchmark for organoid platform performance, we compared the expected effects of these well characterized drugs in cardiac tissue to the calcium transient responses observed in our cardiac organoids. Agreement between canonical responses and organoid measurements will support the validity of the organoid model, while any deviations will be used to identify potential model limitations and inform refinement of the platform’s representation of cardiac physiology.</w:t>
+        <w:t>We evaluated three pharmacologic agents, dofetilide, thapsigargin, and quinidine, each of which produced distinct, quantifiable changes in calcium transient dynamics. To establish a benchmark for organoid platform performance, we compared the expected effects of these well characterized drugs in cardiac tissue to the calcium transient responses observed in our cardiac organoids. Agreement between canonical responses and organoid measurements supported the validity of the organoid model, while any deviations were used to identify potential model limitations and inform refinement of the platform’s representation of cardiac physiology.</w:t>
       </w:r>
     </w:p>
     <w:p>
@@ -1632,10 +1720,7 @@
         </w:rPr>
       </w:pPr>
       <w:r>
-        <w:rPr>
-          <w:rFonts w:asciiTheme="majorHAnsi" w:hAnsiTheme="majorHAnsi" w:cstheme="majorHAnsi"/>
-        </w:rPr>
-        <w:t xml:space="preserve">Working solutions for each compound were prepared from stock solutions using serial dilution in Hanks’ Balanced Salt Solution (HBSS). Each drug was prepared and handled separately to avoid cross contamination, and all tubes were clearly labeled with compound name and concentration.</w:t>
+        <w:t>Working solutions for each compound were prepared from stock solutions using serial dilution in Hanks’ Balanced Salt Solution (HBSS). Each drug was prepared and handled separately to avoid cross contamination, and all tubes were clearly labeled with compound name and concentration.</w:t>
       </w:r>
     </w:p>
     <w:p>
@@ -1757,55 +1842,72 @@
         </w:rPr>
       </w:pPr>
       <w:r>
-        <w:rPr>
-          <w:rFonts w:asciiTheme="majorHAnsi" w:hAnsiTheme="majorHAnsi" w:cstheme="majorHAnsi"/>
-        </w:rPr>
-        <w:t xml:space="preserve">All analysis, for fluorescence and mechanical movement, was done primarily on python. Code can be found on the GitHub repository. The pipeline is automated, which allows for multiple videos to be processed at once. First, the user can upload the Miniscope DAQ-QT recorded calcium imaging videos as .avi files. Then, the pipeline uses Cellpose, an open-source deep learning method, in order to identify the regions of interest (ROIs) on organoid cell clusters using F/F0. Fluorescent intensity traces from each ROI are exported as csv files. Then, different processes are followed to identify and subtract the background, identify calcium peaks, segment beats, normalize each trace (F/F₀), and average results per ROI.</w:t>
-      </w:r>
-    </w:p>
-    <w:p>
-      <w:pPr>
-        <w:jc w:val="left"/>
-        <w:rPr>
-          <w:rFonts w:asciiTheme="majorHAnsi" w:hAnsiTheme="majorHAnsi" w:cstheme="majorHAnsi"/>
-        </w:rPr>
-      </w:pPr>
-    </w:p>
-    <w:p>
-      <w:pPr>
-        <w:jc w:val="left"/>
-        <w:rPr>
-          <w:rFonts w:asciiTheme="majorHAnsi" w:hAnsiTheme="majorHAnsi" w:cstheme="majorHAnsi"/>
-        </w:rPr>
-      </w:pPr>
-      <w:r>
-        <w:rPr>
-          <w:rFonts w:asciiTheme="majorHAnsi" w:hAnsiTheme="majorHAnsi" w:cstheme="majorHAnsi"/>
-        </w:rPr>
-        <w:t xml:space="preserve">Then, time-based metrics (decay 50, inter-beat variability, contraction time, and relaxation time) were calculated to quantify drug effects on calcium dynamics. Importantly, CD50 or calcium decay 50 is the time required for the calcium fluorescence signal to decrease to 50% of its peak after each transient which reflects the rate of intracellular calcium clearance.</w:t>
-      </w:r>
-    </w:p>
-    <w:p>
-      <w:pPr>
-        <w:jc w:val="left"/>
-        <w:rPr>
-          <w:rFonts w:asciiTheme="majorHAnsi" w:hAnsiTheme="majorHAnsi" w:cstheme="majorHAnsi"/>
-        </w:rPr>
-      </w:pPr>
-    </w:p>
-    <w:p>
-      <w:pPr>
-        <w:jc w:val="left"/>
-        <w:rPr>
-          <w:rFonts w:asciiTheme="majorHAnsi" w:hAnsiTheme="majorHAnsi" w:cstheme="majorHAnsi"/>
-        </w:rPr>
-      </w:pPr>
-      <w:r>
-        <w:rPr>
-          <w:rFonts w:asciiTheme="majorHAnsi" w:hAnsiTheme="majorHAnsi" w:cstheme="majorHAnsi"/>
-        </w:rPr>
-        <w:t xml:space="preserve">Significance was calculated using ANOVA, and standard methods were used to calculate significance. A summary of the analysis pipeline can be seen in Figure 7, and the code is available in the Github repository: https://github.com/sanskriti-ss/miniscope_fullstack.</w:t>
-      </w:r>
+        <w:t>All analysis of fluorescence and mechanical movement was done primarily in Python. Code can be found in the GitHub repository. The pipeline was automated, which allowed multiple videos to be processed at once.</w:t>
+      </w:r>
+    </w:p>
+    <w:p>
+      <w:pPr/>
+      <w:r>
+        <w:t>1) Upload the Miniscope DAQ-QT-recorded calcium imaging videos as .avi files.</w:t>
+      </w:r>
+    </w:p>
+    <w:p>
+      <w:pPr/>
+      <w:r>
+        <w:t>2) Use Cellpose, an open-source deep learning method, to identify the regions of interest (ROIs) on organoid cell clusters using F/F0.</w:t>
+      </w:r>
+    </w:p>
+    <w:p>
+      <w:pPr/>
+      <w:r>
+        <w:t>3) Export fluorescent intensity traces from each ROI as csv files.</w:t>
+      </w:r>
+    </w:p>
+    <w:p>
+      <w:pPr/>
+      <w:r>
+        <w:t>4) Identify and subtract the background, identify calcium peaks, segment beats, normalize each trace (F/F₀), and average results per ROI.</w:t>
+      </w:r>
+    </w:p>
+    <w:p>
+      <w:pPr/>
+      <w:r>
+        <w:t>5) Calculate time-based metrics (decay 50, inter-beat variability, contraction time, and relaxation time) to quantify drug effects on calcium dynamics.</w:t>
+      </w:r>
+    </w:p>
+    <w:p>
+      <w:pPr/>
+      <w:r>
+        <w:t>6) Interpret CD50 or calcium decay 50 as the time required for the calcium fluorescence signal to decrease to 50% of its peak after each transient, which reflects the rate of intracellular calcium clearance.</w:t>
+      </w:r>
+    </w:p>
+    <w:p>
+      <w:pPr/>
+      <w:r>
+        <w:t>7) Calculate significance using ANOVA and use standard methods to calculate significance.</w:t>
+      </w:r>
+    </w:p>
+    <w:p>
+      <w:pPr/>
+      <w:r>
+        <w:t>8) See a summary of the analysis pipeline in Figure 7, and access the code in the GitHub repository: https://github.com/sanskriti-ss/miniscope_fullstack.</w:t>
+      </w:r>
+    </w:p>
+    <w:p>
+      <w:pPr>
+        <w:jc w:val="left"/>
+        <w:rPr>
+          <w:rFonts w:asciiTheme="majorHAnsi" w:hAnsiTheme="majorHAnsi" w:cstheme="majorHAnsi"/>
+        </w:rPr>
+      </w:pPr>
+    </w:p>
+    <w:p>
+      <w:pPr>
+        <w:jc w:val="left"/>
+        <w:rPr>
+          <w:rFonts w:asciiTheme="majorHAnsi" w:hAnsiTheme="majorHAnsi" w:cstheme="majorHAnsi"/>
+        </w:rPr>
+      </w:pPr>
     </w:p>
     <w:p>
       <w:pPr>
@@ -2687,6 +2789,12 @@
           <w:rFonts w:asciiTheme="majorHAnsi" w:hAnsiTheme="majorHAnsi" w:cstheme="majorHAnsi"/>
         </w:rPr>
         <w:t xml:space="preserve">Thank you to the Aharoni lab, particularly Federico Sangiuliano, and Pouria Tirgar (author of the original Heart-on-the-Miniscope), Dr. E. Dale Abel lab, and the Capstone team.</w:t>
+      </w:r>
+    </w:p>
+    <w:p>
+      <w:pPr/>
+      <w:r>
+        <w:t>Large language models (LLMs) were used to compare the draft against JoVE’s formatting checklists and requirements and to edit the manuscript for grammatical correctness (e.g., present- and past-tense usage). The prose remains the authors’ contribution.</w:t>
       </w:r>
     </w:p>
     <w:p>

--- a/writeups/177B_JoVE_Manuscript.docx
+++ b/writeups/177B_JoVE_Manuscript.docx
@@ -2104,32 +2104,26 @@
         </w:rPr>
       </w:pPr>
       <w:r>
-        <w:rPr>
-          <w:rFonts w:asciiTheme="majorHAnsi" w:hAnsiTheme="majorHAnsi" w:cstheme="majorHAnsi"/>
-        </w:rPr>
-        <w:t xml:space="preserve">Sample images of the organoids under different microscope conditions can be seen in Figure 8 for reference. Figures 9 and 10 show clear visual differences in calcium signaling and contraction between the control and drug treated organoids. In Figure 9, the control group shows regular and consistent calcium peaks, while the thapsigargin samples appear more irregular, which matches the higher beat-to-beat variability we measured. The dofetilide and quinidine traces also look broader and return to baseline more slowly, suggesting slower calcium decay.</w:t>
-      </w:r>
-    </w:p>
-    <w:p>
-      <w:pPr>
-        <w:jc w:val="left"/>
-        <w:rPr>
-          <w:rFonts w:asciiTheme="majorHAnsi" w:hAnsiTheme="majorHAnsi" w:cstheme="majorHAnsi"/>
-        </w:rPr>
-      </w:pPr>
-    </w:p>
-    <w:p>
-      <w:pPr>
-        <w:jc w:val="left"/>
-        <w:rPr>
-          <w:rFonts w:asciiTheme="majorHAnsi" w:hAnsiTheme="majorHAnsi" w:cstheme="majorHAnsi"/>
-        </w:rPr>
-      </w:pPr>
-      <w:r>
-        <w:rPr>
-          <w:rFonts w:asciiTheme="majorHAnsi" w:hAnsiTheme="majorHAnsi" w:cstheme="majorHAnsi"/>
-        </w:rPr>
-        <w:t xml:space="preserve">Similar patterns can also be seen in the mechanical contraction traces in Figure 10. The control group shows steady contractions, while the thapsigargin samples appear less regular and the dofetilide and quinidine traces look wider, suggesting longer contraction and relaxation phases.</w:t>
+        <w:t>Sample images of the organoids under different microscope conditions can be seen in Figure 8 for reference. Figures 9 and 10 show clear visual differences in calcium signaling and contraction between the control and drug treated organoids. In Figure 10, the control group shows regular and consistent calcium peaks, while the thapsigargin samples appear more irregular, which matches the higher beat-to-beat variability we measured. The dofetilide and quinidine traces also look broader and return to baseline more slowly, suggesting slower calcium decay.</w:t>
+      </w:r>
+    </w:p>
+    <w:p>
+      <w:pPr>
+        <w:jc w:val="left"/>
+        <w:rPr>
+          <w:rFonts w:asciiTheme="majorHAnsi" w:hAnsiTheme="majorHAnsi" w:cstheme="majorHAnsi"/>
+        </w:rPr>
+      </w:pPr>
+    </w:p>
+    <w:p>
+      <w:pPr>
+        <w:jc w:val="left"/>
+        <w:rPr>
+          <w:rFonts w:asciiTheme="majorHAnsi" w:hAnsiTheme="majorHAnsi" w:cstheme="majorHAnsi"/>
+        </w:rPr>
+      </w:pPr>
+      <w:r>
+        <w:t>Similar patterns can also be seen in the mechanical contraction traces in Figure 9. The control group shows steady contractions, while the thapsigargin samples appear less regular and the dofetilide and quinidine traces look wider, suggesting longer contraction and relaxation phases.</w:t>
       </w:r>
     </w:p>
     <w:p>

--- a/writeups/177B_JoVE_Manuscript.docx
+++ b/writeups/177B_JoVE_Manuscript.docx
@@ -2739,6 +2739,21 @@
           <w:color w:val="000000"/>
         </w:rPr>
       </w:pPr>
+    </w:p>
+    <w:p>
+      <w:pPr/>
+      <w:r>
+        <w:rPr>
+          <w:b/>
+        </w:rPr>
+        <w:t>Troubleshooting the Protocol</w:t>
+      </w:r>
+    </w:p>
+    <w:p>
+      <w:pPr/>
+      <w:r>
+        <w:t>If organoids cannot be paced, adjust the electrodes and ensure that the level of medium in the wells is sufficient. Sufficient, continuous medium with no gaps is required for current to flow; however, excess medium weakens the current.</w:t>
+      </w:r>
     </w:p>
     <w:p>
       <w:pPr>

--- a/writeups/177B_JoVE_Manuscript.docx
+++ b/writeups/177B_JoVE_Manuscript.docx
@@ -1500,7 +1500,7 @@
     <w:p>
       <w:pPr/>
       <w:r>
-        <w:t>1) Assemble and wire the components as shown in Figure X. Ensure that the battery is sufficiently charged.</w:t>
+        <w:t>1) Assemble and wire the components as shown in Figure 7. Ensure that the battery is sufficiently charged.</w:t>
       </w:r>
     </w:p>
     <w:p>
@@ -1554,6 +1554,12 @@
           <w:rFonts w:asciiTheme="majorHAnsi" w:hAnsiTheme="majorHAnsi" w:cstheme="majorHAnsi"/>
         </w:rPr>
         <w:t xml:space="preserve"> here]</w:t>
+      </w:r>
+    </w:p>
+    <w:p>
+      <w:pPr/>
+      <w:r>
+        <w:t>[Place Figure 6 here]</w:t>
       </w:r>
     </w:p>
     <w:p>
@@ -1761,45 +1767,26 @@
         </w:rPr>
       </w:pPr>
       <w:r>
-        <w:rPr>
-          <w:rFonts w:asciiTheme="majorHAnsi" w:hAnsiTheme="majorHAnsi" w:cstheme="majorHAnsi"/>
-        </w:rPr>
-        <w:t xml:space="preserve">As shown in Figure 6, drug exposure experiments were performed sequentially using the same organoid. Treatments began with the lowest concentration for each drug. A single organoid was transferred into a clean well containing 0.5 mL of the prepared working solution and incubated for 10 minutes. After incubation, the organoid was transferred to the imaging chip and imaged using both brightfield and fluorescence microscopy. This procedure was repeated for each compound.</w:t>
-      </w:r>
-    </w:p>
-    <w:p>
-      <w:pPr>
-        <w:jc w:val="left"/>
-        <w:rPr>
-          <w:rFonts w:asciiTheme="majorHAnsi" w:hAnsiTheme="majorHAnsi" w:cstheme="majorHAnsi"/>
-        </w:rPr>
-      </w:pPr>
-    </w:p>
-    <w:p>
-      <w:pPr>
-        <w:jc w:val="left"/>
-        <w:rPr>
-          <w:rFonts w:asciiTheme="majorHAnsi" w:hAnsiTheme="majorHAnsi" w:cstheme="majorHAnsi"/>
-        </w:rPr>
-      </w:pPr>
-      <w:r>
-        <w:rPr>
-          <w:rFonts w:asciiTheme="majorHAnsi" w:hAnsiTheme="majorHAnsi" w:cstheme="majorHAnsi"/>
-        </w:rPr>
-        <w:t xml:space="preserve">[Place </w:t>
-      </w:r>
-      <w:r>
-        <w:rPr>
-          <w:rFonts w:asciiTheme="majorHAnsi" w:hAnsiTheme="majorHAnsi" w:cstheme="majorHAnsi"/>
-          <w:b/>
-        </w:rPr>
-        <w:t xml:space="preserve">Figure 6</w:t>
-      </w:r>
-      <w:r>
-        <w:rPr>
-          <w:rFonts w:asciiTheme="majorHAnsi" w:hAnsiTheme="majorHAnsi" w:cstheme="majorHAnsi"/>
-        </w:rPr>
-        <w:t xml:space="preserve"> here]</w:t>
+        <w:t>As shown in Figure 7, drug exposure experiments were performed sequentially using the same organoid. Treatments began with the lowest concentration for each drug. A single organoid was transferred into a clean well containing 0.5 mL of the prepared working solution and incubated for 10 minutes. After incubation, the organoid was transferred to the imaging chip and imaged using both brightfield and fluorescence microscopy. This procedure was repeated for each compound.</w:t>
+      </w:r>
+    </w:p>
+    <w:p>
+      <w:pPr>
+        <w:jc w:val="left"/>
+        <w:rPr>
+          <w:rFonts w:asciiTheme="majorHAnsi" w:hAnsiTheme="majorHAnsi" w:cstheme="majorHAnsi"/>
+        </w:rPr>
+      </w:pPr>
+    </w:p>
+    <w:p>
+      <w:pPr>
+        <w:jc w:val="left"/>
+        <w:rPr>
+          <w:rFonts w:asciiTheme="majorHAnsi" w:hAnsiTheme="majorHAnsi" w:cstheme="majorHAnsi"/>
+        </w:rPr>
+      </w:pPr>
+      <w:r>
+        <w:t>[Place Figure 7 here]</w:t>
       </w:r>
     </w:p>
     <w:p>
@@ -1890,58 +1877,42 @@
     <w:p>
       <w:pPr/>
       <w:r>
-        <w:t>8) See a summary of the analysis pipeline in Figure 7, and access the code in the GitHub repository: https://github.com/sanskriti-ss/miniscope_fullstack.</w:t>
-      </w:r>
-    </w:p>
-    <w:p>
-      <w:pPr>
-        <w:jc w:val="left"/>
-        <w:rPr>
-          <w:rFonts w:asciiTheme="majorHAnsi" w:hAnsiTheme="majorHAnsi" w:cstheme="majorHAnsi"/>
-        </w:rPr>
-      </w:pPr>
-    </w:p>
-    <w:p>
-      <w:pPr>
-        <w:jc w:val="left"/>
-        <w:rPr>
-          <w:rFonts w:asciiTheme="majorHAnsi" w:hAnsiTheme="majorHAnsi" w:cstheme="majorHAnsi"/>
-        </w:rPr>
-      </w:pPr>
-    </w:p>
-    <w:p>
-      <w:pPr>
-        <w:jc w:val="left"/>
-        <w:rPr>
-          <w:rFonts w:asciiTheme="majorHAnsi" w:hAnsiTheme="majorHAnsi" w:cstheme="majorHAnsi"/>
-        </w:rPr>
-      </w:pPr>
-    </w:p>
-    <w:p>
-      <w:pPr>
-        <w:jc w:val="left"/>
-        <w:rPr>
-          <w:rFonts w:asciiTheme="majorHAnsi" w:hAnsiTheme="majorHAnsi" w:cstheme="majorHAnsi"/>
-        </w:rPr>
-      </w:pPr>
-      <w:r>
-        <w:rPr>
-          <w:rFonts w:asciiTheme="majorHAnsi" w:hAnsiTheme="majorHAnsi" w:cstheme="majorHAnsi"/>
-        </w:rPr>
-        <w:t xml:space="preserve">[Place </w:t>
-      </w:r>
-      <w:r>
-        <w:rPr>
-          <w:rFonts w:asciiTheme="majorHAnsi" w:hAnsiTheme="majorHAnsi" w:cstheme="majorHAnsi"/>
-          <w:b/>
-        </w:rPr>
-        <w:t xml:space="preserve">Figure 7</w:t>
-      </w:r>
-      <w:r>
-        <w:rPr>
-          <w:rFonts w:asciiTheme="majorHAnsi" w:hAnsiTheme="majorHAnsi" w:cstheme="majorHAnsi"/>
-        </w:rPr>
-        <w:t xml:space="preserve"> here]</w:t>
+        <w:t>8) See a summary of the analysis pipeline in Figure 8, and access the code in the GitHub repository: https://github.com/sanskriti-ss/miniscope_fullstack.</w:t>
+      </w:r>
+    </w:p>
+    <w:p>
+      <w:pPr>
+        <w:jc w:val="left"/>
+        <w:rPr>
+          <w:rFonts w:asciiTheme="majorHAnsi" w:hAnsiTheme="majorHAnsi" w:cstheme="majorHAnsi"/>
+        </w:rPr>
+      </w:pPr>
+    </w:p>
+    <w:p>
+      <w:pPr>
+        <w:jc w:val="left"/>
+        <w:rPr>
+          <w:rFonts w:asciiTheme="majorHAnsi" w:hAnsiTheme="majorHAnsi" w:cstheme="majorHAnsi"/>
+        </w:rPr>
+      </w:pPr>
+    </w:p>
+    <w:p>
+      <w:pPr>
+        <w:jc w:val="left"/>
+        <w:rPr>
+          <w:rFonts w:asciiTheme="majorHAnsi" w:hAnsiTheme="majorHAnsi" w:cstheme="majorHAnsi"/>
+        </w:rPr>
+      </w:pPr>
+    </w:p>
+    <w:p>
+      <w:pPr>
+        <w:jc w:val="left"/>
+        <w:rPr>
+          <w:rFonts w:asciiTheme="majorHAnsi" w:hAnsiTheme="majorHAnsi" w:cstheme="majorHAnsi"/>
+        </w:rPr>
+      </w:pPr>
+      <w:r>
+        <w:t>[Place Figure 8 here]</w:t>
       </w:r>
     </w:p>
     <w:p>
@@ -1999,612 +1970,511 @@
         </w:rPr>
       </w:pPr>
       <w:r>
-        <w:rPr>
-          <w:rFonts w:asciiTheme="majorHAnsi" w:hAnsiTheme="majorHAnsi" w:cstheme="majorHAnsi"/>
-        </w:rPr>
-        <w:t xml:space="preserve">[Place </w:t>
-      </w:r>
+        <w:t>[Place Figure 9 here]</w:t>
+      </w:r>
+    </w:p>
+    <w:p>
+      <w:pPr>
+        <w:jc w:val="left"/>
+        <w:rPr>
+          <w:rFonts w:asciiTheme="majorHAnsi" w:hAnsiTheme="majorHAnsi" w:cstheme="majorHAnsi"/>
+        </w:rPr>
+      </w:pPr>
+    </w:p>
+    <w:p>
+      <w:pPr>
+        <w:jc w:val="left"/>
+        <w:rPr>
+          <w:rFonts w:asciiTheme="majorHAnsi" w:hAnsiTheme="majorHAnsi" w:cstheme="majorHAnsi"/>
+        </w:rPr>
+      </w:pPr>
+      <w:r>
+        <w:t>[Place Figure 10 here]</w:t>
+      </w:r>
+    </w:p>
+    <w:p>
+      <w:pPr>
+        <w:jc w:val="left"/>
+        <w:rPr>
+          <w:rFonts w:asciiTheme="majorHAnsi" w:hAnsiTheme="majorHAnsi" w:cstheme="majorHAnsi"/>
+        </w:rPr>
+      </w:pPr>
+    </w:p>
+    <w:p>
+      <w:pPr>
+        <w:jc w:val="left"/>
+        <w:rPr>
+          <w:rFonts w:asciiTheme="majorHAnsi" w:hAnsiTheme="majorHAnsi" w:cstheme="majorHAnsi"/>
+        </w:rPr>
+      </w:pPr>
+      <w:r>
+        <w:t>[Place Figure 11 here]</w:t>
+      </w:r>
+    </w:p>
+    <w:p>
+      <w:pPr>
+        <w:jc w:val="left"/>
+        <w:rPr>
+          <w:rFonts w:asciiTheme="majorHAnsi" w:hAnsiTheme="majorHAnsi" w:cstheme="majorHAnsi"/>
+        </w:rPr>
+      </w:pPr>
+    </w:p>
+    <w:p>
+      <w:pPr>
+        <w:jc w:val="left"/>
+        <w:rPr>
+          <w:rFonts w:asciiTheme="majorHAnsi" w:hAnsiTheme="majorHAnsi" w:cstheme="majorHAnsi"/>
+        </w:rPr>
+      </w:pPr>
+      <w:r>
+        <w:t>Sample images of the organoids under different microscope conditions can be seen in Figure 9 for reference. Figures 10 and 10 show clear visual differences in calcium signaling and contraction between the control and drug treated organoids. In Figure 11, the control group shows regular and consistent calcium peaks, while the thapsigargin samples appear more irregular, which matches the higher beat-to-beat variability we measured. The dofetilide and quinidine traces also look broader and return to baseline more slowly, suggesting slower calcium decay.</w:t>
+      </w:r>
+    </w:p>
+    <w:p>
+      <w:pPr>
+        <w:jc w:val="left"/>
+        <w:rPr>
+          <w:rFonts w:asciiTheme="majorHAnsi" w:hAnsiTheme="majorHAnsi" w:cstheme="majorHAnsi"/>
+        </w:rPr>
+      </w:pPr>
+    </w:p>
+    <w:p>
+      <w:pPr>
+        <w:jc w:val="left"/>
+        <w:rPr>
+          <w:rFonts w:asciiTheme="majorHAnsi" w:hAnsiTheme="majorHAnsi" w:cstheme="majorHAnsi"/>
+        </w:rPr>
+      </w:pPr>
+      <w:r>
+        <w:t>Similar patterns can also be seen in the mechanical contraction traces in Figure 10. The control group shows steady contractions, while the thapsigargin samples appear less regular and the dofetilide and quinidine traces look wider, suggesting longer contraction and relaxation phases.</w:t>
+      </w:r>
+    </w:p>
+    <w:p>
+      <w:pPr>
+        <w:jc w:val="left"/>
+        <w:rPr>
+          <w:rFonts w:asciiTheme="majorHAnsi" w:hAnsiTheme="majorHAnsi" w:cstheme="majorHAnsi"/>
+        </w:rPr>
+      </w:pPr>
+    </w:p>
+    <w:p>
+      <w:pPr>
+        <w:jc w:val="left"/>
+        <w:rPr>
+          <w:rFonts w:asciiTheme="majorHAnsi" w:hAnsiTheme="majorHAnsi" w:cstheme="majorHAnsi"/>
+        </w:rPr>
+      </w:pPr>
+      <w:r>
+        <w:t>[Place Figure 12 here]</w:t>
+      </w:r>
+    </w:p>
+    <w:p>
+      <w:pPr>
+        <w:jc w:val="left"/>
+        <w:rPr>
+          <w:rFonts w:asciiTheme="majorHAnsi" w:hAnsiTheme="majorHAnsi" w:cstheme="majorHAnsi"/>
+        </w:rPr>
+      </w:pPr>
+    </w:p>
+    <w:p>
+      <w:pPr>
+        <w:jc w:val="left"/>
+        <w:rPr>
+          <w:rFonts w:asciiTheme="majorHAnsi" w:hAnsiTheme="majorHAnsi" w:cstheme="majorHAnsi"/>
+        </w:rPr>
+      </w:pPr>
+      <w:r>
+        <w:t>[Place Figure 13 here]</w:t>
+      </w:r>
+    </w:p>
+    <w:p>
+      <w:pPr>
+        <w:jc w:val="left"/>
+        <w:rPr>
+          <w:rFonts w:asciiTheme="majorHAnsi" w:hAnsiTheme="majorHAnsi" w:cstheme="majorHAnsi"/>
+        </w:rPr>
+      </w:pPr>
+    </w:p>
+    <w:p>
+      <w:pPr>
+        <w:jc w:val="left"/>
+        <w:rPr>
+          <w:rFonts w:asciiTheme="majorHAnsi" w:hAnsiTheme="majorHAnsi" w:cstheme="majorHAnsi"/>
+        </w:rPr>
+      </w:pPr>
+      <w:r>
+        <w:t>These experimental results largely align with our predicted effects for each drug on calcium transient dynamics and contraction in the cardiac organoids. Figure 12 shows that Dolfetide, which is an IKr potassium channel blocker expected to prolong repolarization, predicted an increase in calcium transience duration and slower intracellular calcium clearance. The data shows an increase in both Decay50  and relaxation time compared with the control indicating more prolonged calcium signaling and a delay in recovery after contraction. Contraction time was also slightly elevated, consistent with the idea that prolonging the cardiac action potential extends the calcium transient.</w:t>
+      </w:r>
+    </w:p>
+    <w:p>
+      <w:pPr>
+        <w:jc w:val="left"/>
+        <w:rPr>
+          <w:rFonts w:asciiTheme="majorHAnsi" w:hAnsiTheme="majorHAnsi" w:cstheme="majorHAnsi"/>
+        </w:rPr>
+      </w:pPr>
+    </w:p>
+    <w:p>
+      <w:pPr>
+        <w:jc w:val="left"/>
+        <w:rPr>
+          <w:rFonts w:asciiTheme="majorHAnsi" w:hAnsiTheme="majorHAnsi" w:cstheme="majorHAnsi"/>
+        </w:rPr>
+      </w:pPr>
+      <w:r>
+        <w:rPr>
+          <w:rFonts w:asciiTheme="majorHAnsi" w:hAnsiTheme="majorHAnsi" w:cstheme="majorHAnsi"/>
+        </w:rPr>
+        <w:t xml:space="preserve">For thapsigargin, the results followed consistent trends although some variation was observed from expected outcomes. Organoids treated with Thapsigargin which inhibits SERCA are expected to disrupt calcium reuptake and beating patterns. The changes in the calcium transient parameters such as relaxation and decay were smaller than anticipated. However, The organoids treated with thapsigargin showed the largest increase in beat-to-beat variability, which supports the idea that inhibiting SERCA reduces rhythm stability.</w:t>
+      </w:r>
+    </w:p>
+    <w:p>
+      <w:pPr>
+        <w:jc w:val="left"/>
+        <w:rPr>
+          <w:rFonts w:asciiTheme="majorHAnsi" w:hAnsiTheme="majorHAnsi" w:cstheme="majorHAnsi"/>
+        </w:rPr>
+      </w:pPr>
+    </w:p>
+    <w:p>
+      <w:pPr>
+        <w:jc w:val="left"/>
+        <w:rPr>
+          <w:rFonts w:asciiTheme="majorHAnsi" w:hAnsiTheme="majorHAnsi" w:cstheme="majorHAnsi"/>
+        </w:rPr>
+      </w:pPr>
+      <w:r>
+        <w:rPr>
+          <w:rFonts w:asciiTheme="majorHAnsi" w:hAnsiTheme="majorHAnsi" w:cstheme="majorHAnsi"/>
+        </w:rPr>
+        <w:t xml:space="preserve">For quinidine, the observed results showed an increase in Decay50 and relaxation time compared to the control, indicating slower calcium clearance after each beat. However, contraction time was slightly lower than the control condition, suggesting that quinidine affected calcium decay and relaxation more than the contraction phase in this dataset.</w:t>
+      </w:r>
+    </w:p>
+    <w:p>
+      <w:pPr>
+        <w:jc w:val="left"/>
+        <w:rPr>
+          <w:rFonts w:asciiTheme="majorHAnsi" w:hAnsiTheme="majorHAnsi" w:cstheme="majorHAnsi"/>
+        </w:rPr>
+      </w:pPr>
+    </w:p>
+    <w:p>
+      <w:pPr>
+        <w:jc w:val="left"/>
+        <w:rPr>
+          <w:rFonts w:asciiTheme="majorHAnsi" w:hAnsiTheme="majorHAnsi" w:cstheme="majorHAnsi"/>
+        </w:rPr>
+      </w:pPr>
+      <w:r>
+        <w:t>Due to the relatively low sample size illustrated by Figure 13, and testing limitations, the results do not fully reflect all of the expected outcomes predicted from the pharmacological mechanisms of the drugs. However, the observed trends are consistent within each drug class and generally align with the anticipated direction of change in calcium transient and contraction dynamics. Despite the variability in some measurements the system was still able to detect clear differences between control organoids and those exposed to the different drugs. This consistency suggests that the platform is sensitive enough to capture meaningful changes in organoid behavior. Importantly, the device was able to identify measurable changes in both contractile behavior and calcium transient dynamics. This indicates that it can simultaneously monitor functional and electrophysiological responses of cardiac organoids.</w:t>
+      </w:r>
+    </w:p>
+    <w:p>
+      <w:pPr>
+        <w:rPr>
+          <w:rFonts w:asciiTheme="majorHAnsi" w:hAnsiTheme="majorHAnsi" w:cstheme="majorHAnsi"/>
+          <w:color w:val="808080"/>
+        </w:rPr>
+      </w:pPr>
+    </w:p>
+    <w:p>
+      <w:pPr>
+        <w:rPr>
+          <w:rFonts w:asciiTheme="majorHAnsi" w:hAnsiTheme="majorHAnsi" w:cstheme="majorHAnsi"/>
+          <w:color w:val="808080"/>
+        </w:rPr>
+      </w:pPr>
       <w:r>
         <w:rPr>
           <w:rFonts w:asciiTheme="majorHAnsi" w:hAnsiTheme="majorHAnsi" w:cstheme="majorHAnsi"/>
           <w:b/>
         </w:rPr>
-        <w:t xml:space="preserve">Figure 8</w:t>
-      </w:r>
-      <w:r>
-        <w:rPr>
-          <w:rFonts w:asciiTheme="majorHAnsi" w:hAnsiTheme="majorHAnsi" w:cstheme="majorHAnsi"/>
-        </w:rPr>
-        <w:t xml:space="preserve"> here]</w:t>
-      </w:r>
-    </w:p>
-    <w:p>
-      <w:pPr>
-        <w:jc w:val="left"/>
-        <w:rPr>
-          <w:rFonts w:asciiTheme="majorHAnsi" w:hAnsiTheme="majorHAnsi" w:cstheme="majorHAnsi"/>
-        </w:rPr>
-      </w:pPr>
-    </w:p>
-    <w:p>
-      <w:pPr>
-        <w:jc w:val="left"/>
-        <w:rPr>
-          <w:rFonts w:asciiTheme="majorHAnsi" w:hAnsiTheme="majorHAnsi" w:cstheme="majorHAnsi"/>
-        </w:rPr>
-      </w:pPr>
-      <w:r>
-        <w:rPr>
-          <w:rFonts w:asciiTheme="majorHAnsi" w:hAnsiTheme="majorHAnsi" w:cstheme="majorHAnsi"/>
-        </w:rPr>
-        <w:t xml:space="preserve">[Place </w:t>
-      </w:r>
-      <w:r>
+        <w:t>FIGURE AND TABLE LEGENDS:</w:t>
+      </w:r>
+    </w:p>
+    <w:p>
+      <w:pPr>
+        <w:jc w:val="left"/>
+        <w:rPr>
+          <w:rFonts w:asciiTheme="majorHAnsi" w:hAnsiTheme="majorHAnsi" w:cstheme="majorHAnsi"/>
+        </w:rPr>
+      </w:pPr>
+      <w:r>
+        <w:rPr>
+          <w:rFonts w:asciiTheme="majorHAnsi" w:hAnsiTheme="majorHAnsi" w:cstheme="majorHAnsi"/>
+        </w:rPr>
+        <w:t xml:space="preserve">Figure 1: Miniscope Layout. Shown is the location of the three filters, the four lenses (including two achromat lenses), and the sensor.</w:t>
+      </w:r>
+    </w:p>
+    <w:p>
+      <w:pPr>
+        <w:jc w:val="left"/>
+        <w:rPr>
+          <w:rFonts w:asciiTheme="majorHAnsi" w:hAnsiTheme="majorHAnsi" w:cstheme="majorHAnsi"/>
+        </w:rPr>
+      </w:pPr>
+    </w:p>
+    <w:p>
+      <w:pPr>
+        <w:jc w:val="left"/>
+        <w:rPr>
+          <w:rFonts w:asciiTheme="majorHAnsi" w:hAnsiTheme="majorHAnsi" w:cstheme="majorHAnsi"/>
+        </w:rPr>
+      </w:pPr>
+      <w:r>
+        <w:rPr>
+          <w:rFonts w:asciiTheme="majorHAnsi" w:hAnsiTheme="majorHAnsi" w:cstheme="majorHAnsi"/>
+        </w:rPr>
+        <w:t xml:space="preserve">Figure 2: Entire Miniscope + Organoid Layout. Schematic of the experimental setup used to measure calcium transients in cardiac organoids. Organoids are placed on a multi-well chip and electrically paced while calcium activity is recorded through fluorescence imaging using the UCLA Miniscope v4.</w:t>
+      </w:r>
+    </w:p>
+    <w:p>
+      <w:pPr>
+        <w:jc w:val="left"/>
+        <w:rPr>
+          <w:rFonts w:asciiTheme="majorHAnsi" w:hAnsiTheme="majorHAnsi" w:cstheme="majorHAnsi"/>
+        </w:rPr>
+      </w:pPr>
+    </w:p>
+    <w:p>
+      <w:pPr>
+        <w:jc w:val="left"/>
+        <w:rPr>
+          <w:rFonts w:asciiTheme="majorHAnsi" w:hAnsiTheme="majorHAnsi" w:cstheme="majorHAnsi"/>
+        </w:rPr>
+      </w:pPr>
+      <w:r>
+        <w:rPr>
+          <w:rFonts w:asciiTheme="majorHAnsi" w:hAnsiTheme="majorHAnsi" w:cstheme="majorHAnsi"/>
+        </w:rPr>
+        <w:t xml:space="preserve">Figure 3: Process of building the miniscope and collecting data from it.</w:t>
+      </w:r>
+    </w:p>
+    <w:p>
+      <w:pPr>
+        <w:jc w:val="left"/>
+        <w:rPr>
+          <w:rFonts w:asciiTheme="majorHAnsi" w:hAnsiTheme="majorHAnsi" w:cstheme="majorHAnsi"/>
+        </w:rPr>
+      </w:pPr>
+    </w:p>
+    <w:p>
+      <w:pPr>
+        <w:jc w:val="left"/>
+        <w:rPr>
+          <w:rFonts w:asciiTheme="majorHAnsi" w:hAnsiTheme="majorHAnsi" w:cstheme="majorHAnsi"/>
+        </w:rPr>
+      </w:pPr>
+      <w:r>
+        <w:rPr>
+          <w:rFonts w:asciiTheme="majorHAnsi" w:hAnsiTheme="majorHAnsi" w:cstheme="majorHAnsi"/>
+        </w:rPr>
+        <w:t xml:space="preserve">Figure 4: Steps for building the chip. First, a mold was printed with resin using a 3D printer. Then, PDMS was poured and cured in a two-step process. Then, the PDMS was plasma-treated to adhere to the glass slide. Finally, the electrodes were inserted. The cardiac organoids are then pipetted into the small ~3mm diameter wells.</w:t>
+      </w:r>
+    </w:p>
+    <w:p>
+      <w:pPr>
+        <w:jc w:val="left"/>
+        <w:rPr>
+          <w:rFonts w:asciiTheme="majorHAnsi" w:hAnsiTheme="majorHAnsi" w:cstheme="majorHAnsi"/>
+        </w:rPr>
+      </w:pPr>
+    </w:p>
+    <w:p>
+      <w:pPr>
+        <w:jc w:val="left"/>
+        <w:rPr>
+          <w:rFonts w:asciiTheme="majorHAnsi" w:hAnsiTheme="majorHAnsi" w:cstheme="majorHAnsi"/>
+        </w:rPr>
+      </w:pPr>
+      <w:r>
+        <w:rPr>
+          <w:rFonts w:asciiTheme="majorHAnsi" w:hAnsiTheme="majorHAnsi" w:cstheme="majorHAnsi"/>
+        </w:rPr>
+        <w:t xml:space="preserve">Figure 5: Circuit wiring of the pacing module. Note the low-cost setup including the LCD display, connection to the chip, and L298 drivers.</w:t>
+      </w:r>
+    </w:p>
+    <w:p>
+      <w:pPr/>
+      <w:r>
+        <w:t>Figure 6: Wiring of the Arduino-powered pacer.</w:t>
+      </w:r>
+    </w:p>
+    <w:p>
+      <w:pPr>
+        <w:jc w:val="left"/>
+        <w:rPr>
+          <w:rFonts w:asciiTheme="majorHAnsi" w:hAnsiTheme="majorHAnsi" w:cstheme="majorHAnsi"/>
+        </w:rPr>
+      </w:pPr>
+    </w:p>
+    <w:p>
+      <w:pPr>
+        <w:jc w:val="left"/>
+        <w:rPr>
+          <w:rFonts w:asciiTheme="majorHAnsi" w:hAnsiTheme="majorHAnsi" w:cstheme="majorHAnsi"/>
+        </w:rPr>
+      </w:pPr>
+      <w:r>
+        <w:rPr>
+          <w:rFonts w:asciiTheme="majorHAnsi" w:hAnsiTheme="majorHAnsi" w:cstheme="majorHAnsi"/>
+        </w:rPr>
+        <w:t xml:space="preserve">Table 1: Details of drugs used on the organoids with their expected effects and outcomes.</w:t>
+      </w:r>
+    </w:p>
+    <w:p>
+      <w:pPr>
+        <w:jc w:val="left"/>
+        <w:rPr>
+          <w:rFonts w:asciiTheme="majorHAnsi" w:hAnsiTheme="majorHAnsi" w:cstheme="majorHAnsi"/>
+        </w:rPr>
+      </w:pPr>
+    </w:p>
+    <w:p>
+      <w:pPr>
+        <w:jc w:val="left"/>
+        <w:rPr>
+          <w:rFonts w:asciiTheme="majorHAnsi" w:hAnsiTheme="majorHAnsi" w:cstheme="majorHAnsi"/>
+        </w:rPr>
+      </w:pPr>
+      <w:r>
+        <w:t>Figure 7: Drug Testing Process. Schematic of basic steps in conducting drug trials on cardiac organoids</w:t>
+      </w:r>
+    </w:p>
+    <w:p>
+      <w:pPr>
+        <w:jc w:val="left"/>
+        <w:rPr>
+          <w:rFonts w:asciiTheme="majorHAnsi" w:hAnsiTheme="majorHAnsi" w:cstheme="majorHAnsi"/>
+        </w:rPr>
+      </w:pPr>
+    </w:p>
+    <w:p>
+      <w:pPr>
+        <w:jc w:val="left"/>
+        <w:rPr>
+          <w:rFonts w:asciiTheme="majorHAnsi" w:hAnsiTheme="majorHAnsi" w:cstheme="majorHAnsi"/>
+        </w:rPr>
+      </w:pPr>
+      <w:r>
+        <w:t>Figure 8: A summary of the code analysis pipeline.</w:t>
+      </w:r>
+    </w:p>
+    <w:p>
+      <w:pPr>
+        <w:jc w:val="left"/>
+        <w:rPr>
+          <w:rFonts w:asciiTheme="majorHAnsi" w:hAnsiTheme="majorHAnsi" w:cstheme="majorHAnsi"/>
+        </w:rPr>
+      </w:pPr>
+    </w:p>
+    <w:p>
+      <w:pPr>
+        <w:jc w:val="left"/>
+        <w:rPr>
+          <w:rFonts w:asciiTheme="majorHAnsi" w:hAnsiTheme="majorHAnsi" w:cstheme="majorHAnsi"/>
+        </w:rPr>
+      </w:pPr>
+      <w:r>
+        <w:t>Figure 9: a.Fluorescence image of organoid capture by miniscope.  b Bright field image captured by miniscope. c. Image of organoid taken with ZEISS Axio microscope.</w:t>
+      </w:r>
+    </w:p>
+    <w:p>
+      <w:pPr>
+        <w:jc w:val="left"/>
+        <w:rPr>
+          <w:rFonts w:asciiTheme="majorHAnsi" w:hAnsiTheme="majorHAnsi" w:cstheme="majorHAnsi"/>
+        </w:rPr>
+      </w:pPr>
+    </w:p>
+    <w:p>
+      <w:pPr>
+        <w:jc w:val="left"/>
+        <w:rPr>
+          <w:rFonts w:asciiTheme="majorHAnsi" w:hAnsiTheme="majorHAnsi" w:cstheme="majorHAnsi"/>
+        </w:rPr>
+      </w:pPr>
+      <w:r>
+        <w:t>Figure 10: Mechanical contractions of the Control group (not treated with any drugs), along with different selected concentrations of the different drugs. These were paced at 0.5Hz.</w:t>
+      </w:r>
+    </w:p>
+    <w:p>
+      <w:pPr>
+        <w:jc w:val="left"/>
+        <w:rPr>
+          <w:rFonts w:asciiTheme="majorHAnsi" w:hAnsiTheme="majorHAnsi" w:cstheme="majorHAnsi"/>
+        </w:rPr>
+      </w:pPr>
+    </w:p>
+    <w:p>
+      <w:pPr>
+        <w:jc w:val="left"/>
+        <w:rPr>
+          <w:rFonts w:asciiTheme="majorHAnsi" w:hAnsiTheme="majorHAnsi" w:cstheme="majorHAnsi"/>
+        </w:rPr>
+      </w:pPr>
+      <w:r>
+        <w:t>Figure 11: Calcium fluorescence patterns of the Control group (not treated with any drugs), along with different selected concentrations of the different drugs. These were paced at 0.5Hz.</w:t>
+      </w:r>
+    </w:p>
+    <w:p>
+      <w:pPr>
+        <w:jc w:val="left"/>
+        <w:rPr>
+          <w:rFonts w:asciiTheme="majorHAnsi" w:hAnsiTheme="majorHAnsi" w:cstheme="majorHAnsi"/>
+        </w:rPr>
+      </w:pPr>
+    </w:p>
+    <w:p>
+      <w:pPr>
+        <w:jc w:val="left"/>
+        <w:rPr>
+          <w:rFonts w:asciiTheme="majorHAnsi" w:hAnsiTheme="majorHAnsi" w:cstheme="majorHAnsi"/>
+        </w:rPr>
+      </w:pPr>
+      <w:r>
+        <w:t>Figure 12: Comparison of different key metrics for the different drug conditions. One-Way ANOVA with post-hoc pairwise comparisons (each drug vs Control) was calculated and labelled * on the bar chart if p &lt; 0.05, for Decay50, Contraction, and Relaxation Time. To determine whether variability itself differs, we used Levene's test (variance-comparison test). These were paced at 0.5Hz.</w:t>
+      </w:r>
+    </w:p>
+    <w:p>
+      <w:pPr>
+        <w:jc w:val="left"/>
+        <w:rPr>
+          <w:rFonts w:asciiTheme="majorHAnsi" w:hAnsiTheme="majorHAnsi" w:cstheme="majorHAnsi"/>
+        </w:rPr>
+      </w:pPr>
+    </w:p>
+    <w:p>
+      <w:pPr>
+        <w:jc w:val="left"/>
+        <w:rPr>
+          <w:rFonts w:asciiTheme="majorHAnsi" w:hAnsiTheme="majorHAnsi" w:cstheme="majorHAnsi"/>
+        </w:rPr>
+      </w:pPr>
+      <w:r>
+        <w:t>Figure 13: Heatmap of the number of different organoids (the given number) and in colour, the number of data points extracted from those different organoids in order to do analysis.</w:t>
+      </w:r>
+    </w:p>
+    <w:p>
+      <w:pPr>
+        <w:rPr>
+          <w:rFonts w:asciiTheme="majorHAnsi" w:hAnsiTheme="majorHAnsi" w:cstheme="majorHAnsi"/>
+          <w:color w:val="808080"/>
+        </w:rPr>
+      </w:pPr>
+    </w:p>
+    <w:p>
+      <w:pPr>
         <w:rPr>
           <w:rFonts w:asciiTheme="majorHAnsi" w:hAnsiTheme="majorHAnsi" w:cstheme="majorHAnsi"/>
           <w:b/>
         </w:rPr>
-        <w:t xml:space="preserve">Figure 9</w:t>
-      </w:r>
-      <w:r>
-        <w:rPr>
-          <w:rFonts w:asciiTheme="majorHAnsi" w:hAnsiTheme="majorHAnsi" w:cstheme="majorHAnsi"/>
-        </w:rPr>
-        <w:t xml:space="preserve"> here]</w:t>
-      </w:r>
-    </w:p>
-    <w:p>
-      <w:pPr>
-        <w:jc w:val="left"/>
-        <w:rPr>
-          <w:rFonts w:asciiTheme="majorHAnsi" w:hAnsiTheme="majorHAnsi" w:cstheme="majorHAnsi"/>
-        </w:rPr>
-      </w:pPr>
-    </w:p>
-    <w:p>
-      <w:pPr>
-        <w:jc w:val="left"/>
-        <w:rPr>
-          <w:rFonts w:asciiTheme="majorHAnsi" w:hAnsiTheme="majorHAnsi" w:cstheme="majorHAnsi"/>
-        </w:rPr>
-      </w:pPr>
-      <w:r>
-        <w:rPr>
-          <w:rFonts w:asciiTheme="majorHAnsi" w:hAnsiTheme="majorHAnsi" w:cstheme="majorHAnsi"/>
-        </w:rPr>
-        <w:t xml:space="preserve">[Place </w:t>
-      </w:r>
+      </w:pPr>
       <w:r>
         <w:rPr>
           <w:rFonts w:asciiTheme="majorHAnsi" w:hAnsiTheme="majorHAnsi" w:cstheme="majorHAnsi"/>
           <w:b/>
         </w:rPr>
-        <w:t xml:space="preserve">Figure 10</w:t>
-      </w:r>
-      <w:r>
-        <w:rPr>
-          <w:rFonts w:asciiTheme="majorHAnsi" w:hAnsiTheme="majorHAnsi" w:cstheme="majorHAnsi"/>
-        </w:rPr>
-        <w:t xml:space="preserve"> here]</w:t>
-      </w:r>
-    </w:p>
-    <w:p>
-      <w:pPr>
-        <w:jc w:val="left"/>
-        <w:rPr>
-          <w:rFonts w:asciiTheme="majorHAnsi" w:hAnsiTheme="majorHAnsi" w:cstheme="majorHAnsi"/>
-        </w:rPr>
-      </w:pPr>
-    </w:p>
-    <w:p>
-      <w:pPr>
-        <w:jc w:val="left"/>
-        <w:rPr>
-          <w:rFonts w:asciiTheme="majorHAnsi" w:hAnsiTheme="majorHAnsi" w:cstheme="majorHAnsi"/>
-        </w:rPr>
-      </w:pPr>
-      <w:r>
-        <w:t>Sample images of the organoids under different microscope conditions can be seen in Figure 8 for reference. Figures 9 and 10 show clear visual differences in calcium signaling and contraction between the control and drug treated organoids. In Figure 10, the control group shows regular and consistent calcium peaks, while the thapsigargin samples appear more irregular, which matches the higher beat-to-beat variability we measured. The dofetilide and quinidine traces also look broader and return to baseline more slowly, suggesting slower calcium decay.</w:t>
-      </w:r>
-    </w:p>
-    <w:p>
-      <w:pPr>
-        <w:jc w:val="left"/>
-        <w:rPr>
-          <w:rFonts w:asciiTheme="majorHAnsi" w:hAnsiTheme="majorHAnsi" w:cstheme="majorHAnsi"/>
-        </w:rPr>
-      </w:pPr>
-    </w:p>
-    <w:p>
-      <w:pPr>
-        <w:jc w:val="left"/>
-        <w:rPr>
-          <w:rFonts w:asciiTheme="majorHAnsi" w:hAnsiTheme="majorHAnsi" w:cstheme="majorHAnsi"/>
-        </w:rPr>
-      </w:pPr>
-      <w:r>
-        <w:t>Similar patterns can also be seen in the mechanical contraction traces in Figure 9. The control group shows steady contractions, while the thapsigargin samples appear less regular and the dofetilide and quinidine traces look wider, suggesting longer contraction and relaxation phases.</w:t>
-      </w:r>
-    </w:p>
-    <w:p>
-      <w:pPr>
-        <w:jc w:val="left"/>
-        <w:rPr>
-          <w:rFonts w:asciiTheme="majorHAnsi" w:hAnsiTheme="majorHAnsi" w:cstheme="majorHAnsi"/>
-        </w:rPr>
-      </w:pPr>
-    </w:p>
-    <w:p>
-      <w:pPr>
-        <w:jc w:val="left"/>
-        <w:rPr>
-          <w:rFonts w:asciiTheme="majorHAnsi" w:hAnsiTheme="majorHAnsi" w:cstheme="majorHAnsi"/>
-        </w:rPr>
-      </w:pPr>
-      <w:r>
-        <w:rPr>
-          <w:rFonts w:asciiTheme="majorHAnsi" w:hAnsiTheme="majorHAnsi" w:cstheme="majorHAnsi"/>
-        </w:rPr>
-        <w:t xml:space="preserve">[Place </w:t>
-      </w:r>
-      <w:r>
-        <w:rPr>
-          <w:rFonts w:asciiTheme="majorHAnsi" w:hAnsiTheme="majorHAnsi" w:cstheme="majorHAnsi"/>
-          <w:b/>
-        </w:rPr>
-        <w:t xml:space="preserve">Figure 11</w:t>
-      </w:r>
-      <w:r>
-        <w:rPr>
-          <w:rFonts w:asciiTheme="majorHAnsi" w:hAnsiTheme="majorHAnsi" w:cstheme="majorHAnsi"/>
-        </w:rPr>
-        <w:t xml:space="preserve"> here]</w:t>
-      </w:r>
-    </w:p>
-    <w:p>
-      <w:pPr>
-        <w:jc w:val="left"/>
-        <w:rPr>
-          <w:rFonts w:asciiTheme="majorHAnsi" w:hAnsiTheme="majorHAnsi" w:cstheme="majorHAnsi"/>
-        </w:rPr>
-      </w:pPr>
-    </w:p>
-    <w:p>
-      <w:pPr>
-        <w:jc w:val="left"/>
-        <w:rPr>
-          <w:rFonts w:asciiTheme="majorHAnsi" w:hAnsiTheme="majorHAnsi" w:cstheme="majorHAnsi"/>
-        </w:rPr>
-      </w:pPr>
-      <w:r>
-        <w:rPr>
-          <w:rFonts w:asciiTheme="majorHAnsi" w:hAnsiTheme="majorHAnsi" w:cstheme="majorHAnsi"/>
-        </w:rPr>
-        <w:t xml:space="preserve">[Place </w:t>
-      </w:r>
-      <w:r>
-        <w:rPr>
-          <w:rFonts w:asciiTheme="majorHAnsi" w:hAnsiTheme="majorHAnsi" w:cstheme="majorHAnsi"/>
-          <w:b/>
-        </w:rPr>
-        <w:t xml:space="preserve">Figure 12</w:t>
-      </w:r>
-      <w:r>
-        <w:rPr>
-          <w:rFonts w:asciiTheme="majorHAnsi" w:hAnsiTheme="majorHAnsi" w:cstheme="majorHAnsi"/>
-        </w:rPr>
-        <w:t xml:space="preserve"> here]</w:t>
-      </w:r>
-    </w:p>
-    <w:p>
-      <w:pPr>
-        <w:jc w:val="left"/>
-        <w:rPr>
-          <w:rFonts w:asciiTheme="majorHAnsi" w:hAnsiTheme="majorHAnsi" w:cstheme="majorHAnsi"/>
-        </w:rPr>
-      </w:pPr>
-    </w:p>
-    <w:p>
-      <w:pPr>
-        <w:jc w:val="left"/>
-        <w:rPr>
-          <w:rFonts w:asciiTheme="majorHAnsi" w:hAnsiTheme="majorHAnsi" w:cstheme="majorHAnsi"/>
-        </w:rPr>
-      </w:pPr>
-      <w:r>
-        <w:rPr>
-          <w:rFonts w:asciiTheme="majorHAnsi" w:hAnsiTheme="majorHAnsi" w:cstheme="majorHAnsi"/>
-        </w:rPr>
-        <w:t xml:space="preserve">These experimental results largely align with our predicted effects for each drug on calcium transient dynamics and contraction in the cardiac organoids. Figure 11 shows that Dolfetide, which is an IKr potassium channel blocker expected to prolong repolarization, predicted an increase in calcium transience duration and slower intracellular calcium clearance. The data shows an increase in both Decay50  and relaxation time compared with the control indicating more prolonged calcium signaling and a delay in recovery after contraction. Contraction time was also slightly elevated, consistent with the idea that prolonging the cardiac action potential extends the calcium transient.</w:t>
-      </w:r>
-    </w:p>
-    <w:p>
-      <w:pPr>
-        <w:jc w:val="left"/>
-        <w:rPr>
-          <w:rFonts w:asciiTheme="majorHAnsi" w:hAnsiTheme="majorHAnsi" w:cstheme="majorHAnsi"/>
-        </w:rPr>
-      </w:pPr>
-    </w:p>
-    <w:p>
-      <w:pPr>
-        <w:jc w:val="left"/>
-        <w:rPr>
-          <w:rFonts w:asciiTheme="majorHAnsi" w:hAnsiTheme="majorHAnsi" w:cstheme="majorHAnsi"/>
-        </w:rPr>
-      </w:pPr>
-      <w:r>
-        <w:rPr>
-          <w:rFonts w:asciiTheme="majorHAnsi" w:hAnsiTheme="majorHAnsi" w:cstheme="majorHAnsi"/>
-        </w:rPr>
-        <w:t xml:space="preserve">For thapsigargin, the results followed consistent trends although some variation was observed from expected outcomes. Organoids treated with Thapsigargin which inhibits SERCA are expected to disrupt calcium reuptake and beating patterns. The changes in the calcium transient parameters such as relaxation and decay were smaller than anticipated. However, The organoids treated with thapsigargin showed the largest increase in beat-to-beat variability, which supports the idea that inhibiting SERCA reduces rhythm stability.</w:t>
-      </w:r>
-    </w:p>
-    <w:p>
-      <w:pPr>
-        <w:jc w:val="left"/>
-        <w:rPr>
-          <w:rFonts w:asciiTheme="majorHAnsi" w:hAnsiTheme="majorHAnsi" w:cstheme="majorHAnsi"/>
-        </w:rPr>
-      </w:pPr>
-    </w:p>
-    <w:p>
-      <w:pPr>
-        <w:jc w:val="left"/>
-        <w:rPr>
-          <w:rFonts w:asciiTheme="majorHAnsi" w:hAnsiTheme="majorHAnsi" w:cstheme="majorHAnsi"/>
-        </w:rPr>
-      </w:pPr>
-      <w:r>
-        <w:rPr>
-          <w:rFonts w:asciiTheme="majorHAnsi" w:hAnsiTheme="majorHAnsi" w:cstheme="majorHAnsi"/>
-        </w:rPr>
-        <w:t xml:space="preserve">For quinidine, the observed results showed an increase in Decay50 and relaxation time compared to the control, indicating slower calcium clearance after each beat. However, contraction time was slightly lower than the control condition, suggesting that quinidine affected calcium decay and relaxation more than the contraction phase in this dataset.</w:t>
-      </w:r>
-    </w:p>
-    <w:p>
-      <w:pPr>
-        <w:jc w:val="left"/>
-        <w:rPr>
-          <w:rFonts w:asciiTheme="majorHAnsi" w:hAnsiTheme="majorHAnsi" w:cstheme="majorHAnsi"/>
-        </w:rPr>
-      </w:pPr>
-    </w:p>
-    <w:p>
-      <w:pPr>
-        <w:jc w:val="left"/>
-        <w:rPr>
-          <w:rFonts w:asciiTheme="majorHAnsi" w:hAnsiTheme="majorHAnsi" w:cstheme="majorHAnsi"/>
-        </w:rPr>
-      </w:pPr>
-      <w:r>
-        <w:rPr>
-          <w:rFonts w:asciiTheme="majorHAnsi" w:hAnsiTheme="majorHAnsi" w:cstheme="majorHAnsi"/>
-        </w:rPr>
-        <w:t xml:space="preserve">Due to the relatively low sample size illustrated by Figure 12, and testing limitations, the results do not fully reflect all of the expected outcomes predicted from the pharmacological mechanisms of the drugs. However, the observed trends are consistent within each drug class and generally align with the anticipated direction of change in calcium transient and contraction dynamics. Despite the variability in some measurements the system was still able to detect clear differences between control organoids and those exposed to the different drugs. This consistency suggests that the platform is sensitive enough to capture meaningful changes in organoid behavior. Importantly, the device was able to identify measurable changes in both contractile behavior and calcium transient dynamics. This indicates that it can simultaneously monitor functional and electrophysiological responses of cardiac organoids.</w:t>
-      </w:r>
-    </w:p>
-    <w:p>
-      <w:pPr>
-        <w:rPr>
-          <w:rFonts w:asciiTheme="majorHAnsi" w:hAnsiTheme="majorHAnsi" w:cstheme="majorHAnsi"/>
-          <w:color w:val="808080"/>
-        </w:rPr>
-      </w:pPr>
-    </w:p>
-    <w:p>
-      <w:pPr>
-        <w:rPr>
-          <w:rFonts w:asciiTheme="majorHAnsi" w:hAnsiTheme="majorHAnsi" w:cstheme="majorHAnsi"/>
-          <w:color w:val="808080"/>
-        </w:rPr>
-      </w:pPr>
-      <w:r>
-        <w:rPr>
-          <w:rFonts w:asciiTheme="majorHAnsi" w:hAnsiTheme="majorHAnsi" w:cstheme="majorHAnsi"/>
-          <w:b/>
-        </w:rPr>
-        <w:t>FIGURE AND TABLE LEGENDS:</w:t>
-      </w:r>
-    </w:p>
-    <w:p>
-      <w:pPr>
-        <w:jc w:val="left"/>
-        <w:rPr>
-          <w:rFonts w:asciiTheme="majorHAnsi" w:hAnsiTheme="majorHAnsi" w:cstheme="majorHAnsi"/>
-        </w:rPr>
-      </w:pPr>
-      <w:r>
-        <w:rPr>
-          <w:rFonts w:asciiTheme="majorHAnsi" w:hAnsiTheme="majorHAnsi" w:cstheme="majorHAnsi"/>
-        </w:rPr>
-        <w:t xml:space="preserve">Figure 1: Miniscope Layout. Shown is the location of the three filters, the four lenses (including two achromat lenses), and the sensor.</w:t>
-      </w:r>
-    </w:p>
-    <w:p>
-      <w:pPr>
-        <w:jc w:val="left"/>
-        <w:rPr>
-          <w:rFonts w:asciiTheme="majorHAnsi" w:hAnsiTheme="majorHAnsi" w:cstheme="majorHAnsi"/>
-        </w:rPr>
-      </w:pPr>
-    </w:p>
-    <w:p>
-      <w:pPr>
-        <w:jc w:val="left"/>
-        <w:rPr>
-          <w:rFonts w:asciiTheme="majorHAnsi" w:hAnsiTheme="majorHAnsi" w:cstheme="majorHAnsi"/>
-        </w:rPr>
-      </w:pPr>
-      <w:r>
-        <w:rPr>
-          <w:rFonts w:asciiTheme="majorHAnsi" w:hAnsiTheme="majorHAnsi" w:cstheme="majorHAnsi"/>
-        </w:rPr>
-        <w:t xml:space="preserve">Figure 2: Entire Miniscope + Organoid Layout. Schematic of the experimental setup used to measure calcium transients in cardiac organoids. Organoids are placed on a multi-well chip and electrically paced while calcium activity is recorded through fluorescence imaging using the UCLA Miniscope v4.</w:t>
-      </w:r>
-    </w:p>
-    <w:p>
-      <w:pPr>
-        <w:jc w:val="left"/>
-        <w:rPr>
-          <w:rFonts w:asciiTheme="majorHAnsi" w:hAnsiTheme="majorHAnsi" w:cstheme="majorHAnsi"/>
-        </w:rPr>
-      </w:pPr>
-    </w:p>
-    <w:p>
-      <w:pPr>
-        <w:jc w:val="left"/>
-        <w:rPr>
-          <w:rFonts w:asciiTheme="majorHAnsi" w:hAnsiTheme="majorHAnsi" w:cstheme="majorHAnsi"/>
-        </w:rPr>
-      </w:pPr>
-      <w:r>
-        <w:rPr>
-          <w:rFonts w:asciiTheme="majorHAnsi" w:hAnsiTheme="majorHAnsi" w:cstheme="majorHAnsi"/>
-        </w:rPr>
-        <w:t xml:space="preserve">Figure 3: Process of building the miniscope and collecting data from it.</w:t>
-      </w:r>
-    </w:p>
-    <w:p>
-      <w:pPr>
-        <w:jc w:val="left"/>
-        <w:rPr>
-          <w:rFonts w:asciiTheme="majorHAnsi" w:hAnsiTheme="majorHAnsi" w:cstheme="majorHAnsi"/>
-        </w:rPr>
-      </w:pPr>
-    </w:p>
-    <w:p>
-      <w:pPr>
-        <w:jc w:val="left"/>
-        <w:rPr>
-          <w:rFonts w:asciiTheme="majorHAnsi" w:hAnsiTheme="majorHAnsi" w:cstheme="majorHAnsi"/>
-        </w:rPr>
-      </w:pPr>
-      <w:r>
-        <w:rPr>
-          <w:rFonts w:asciiTheme="majorHAnsi" w:hAnsiTheme="majorHAnsi" w:cstheme="majorHAnsi"/>
-        </w:rPr>
-        <w:t xml:space="preserve">Figure 4: Steps for building the chip. First, a mold was printed with resin using a 3D printer. Then, PDMS was poured and cured in a two-step process. Then, the PDMS was plasma-treated to adhere to the glass slide. Finally, the electrodes were inserted. The cardiac organoids are then pipetted into the small ~3mm diameter wells.</w:t>
-      </w:r>
-    </w:p>
-    <w:p>
-      <w:pPr>
-        <w:jc w:val="left"/>
-        <w:rPr>
-          <w:rFonts w:asciiTheme="majorHAnsi" w:hAnsiTheme="majorHAnsi" w:cstheme="majorHAnsi"/>
-        </w:rPr>
-      </w:pPr>
-    </w:p>
-    <w:p>
-      <w:pPr>
-        <w:jc w:val="left"/>
-        <w:rPr>
-          <w:rFonts w:asciiTheme="majorHAnsi" w:hAnsiTheme="majorHAnsi" w:cstheme="majorHAnsi"/>
-        </w:rPr>
-      </w:pPr>
-      <w:r>
-        <w:rPr>
-          <w:rFonts w:asciiTheme="majorHAnsi" w:hAnsiTheme="majorHAnsi" w:cstheme="majorHAnsi"/>
-        </w:rPr>
-        <w:t xml:space="preserve">Figure 5: Circuit wiring of the pacing module. Note the low-cost setup including the LCD display, connection to the chip, and L298 drivers.</w:t>
-      </w:r>
-    </w:p>
-    <w:p>
-      <w:pPr>
-        <w:jc w:val="left"/>
-        <w:rPr>
-          <w:rFonts w:asciiTheme="majorHAnsi" w:hAnsiTheme="majorHAnsi" w:cstheme="majorHAnsi"/>
-        </w:rPr>
-      </w:pPr>
-    </w:p>
-    <w:p>
-      <w:pPr>
-        <w:jc w:val="left"/>
-        <w:rPr>
-          <w:rFonts w:asciiTheme="majorHAnsi" w:hAnsiTheme="majorHAnsi" w:cstheme="majorHAnsi"/>
-        </w:rPr>
-      </w:pPr>
-      <w:r>
-        <w:rPr>
-          <w:rFonts w:asciiTheme="majorHAnsi" w:hAnsiTheme="majorHAnsi" w:cstheme="majorHAnsi"/>
-        </w:rPr>
-        <w:t xml:space="preserve">Table 1: Details of drugs used on the organoids with their expected effects and outcomes.</w:t>
-      </w:r>
-    </w:p>
-    <w:p>
-      <w:pPr>
-        <w:jc w:val="left"/>
-        <w:rPr>
-          <w:rFonts w:asciiTheme="majorHAnsi" w:hAnsiTheme="majorHAnsi" w:cstheme="majorHAnsi"/>
-        </w:rPr>
-      </w:pPr>
-    </w:p>
-    <w:p>
-      <w:pPr>
-        <w:jc w:val="left"/>
-        <w:rPr>
-          <w:rFonts w:asciiTheme="majorHAnsi" w:hAnsiTheme="majorHAnsi" w:cstheme="majorHAnsi"/>
-        </w:rPr>
-      </w:pPr>
-      <w:r>
-        <w:rPr>
-          <w:rFonts w:asciiTheme="majorHAnsi" w:hAnsiTheme="majorHAnsi" w:cstheme="majorHAnsi"/>
-        </w:rPr>
-        <w:t xml:space="preserve">Figure 6: Drug Testing Process. Schematic of basic steps in conducting drug trials on cardiac organoids</w:t>
-      </w:r>
-    </w:p>
-    <w:p>
-      <w:pPr>
-        <w:jc w:val="left"/>
-        <w:rPr>
-          <w:rFonts w:asciiTheme="majorHAnsi" w:hAnsiTheme="majorHAnsi" w:cstheme="majorHAnsi"/>
-        </w:rPr>
-      </w:pPr>
-    </w:p>
-    <w:p>
-      <w:pPr>
-        <w:jc w:val="left"/>
-        <w:rPr>
-          <w:rFonts w:asciiTheme="majorHAnsi" w:hAnsiTheme="majorHAnsi" w:cstheme="majorHAnsi"/>
-        </w:rPr>
-      </w:pPr>
-      <w:r>
-        <w:rPr>
-          <w:rFonts w:asciiTheme="majorHAnsi" w:hAnsiTheme="majorHAnsi" w:cstheme="majorHAnsi"/>
-        </w:rPr>
-        <w:t xml:space="preserve">Figure 7: A summary of the code analysis pipeline.</w:t>
-      </w:r>
-    </w:p>
-    <w:p>
-      <w:pPr>
-        <w:jc w:val="left"/>
-        <w:rPr>
-          <w:rFonts w:asciiTheme="majorHAnsi" w:hAnsiTheme="majorHAnsi" w:cstheme="majorHAnsi"/>
-        </w:rPr>
-      </w:pPr>
-    </w:p>
-    <w:p>
-      <w:pPr>
-        <w:jc w:val="left"/>
-        <w:rPr>
-          <w:rFonts w:asciiTheme="majorHAnsi" w:hAnsiTheme="majorHAnsi" w:cstheme="majorHAnsi"/>
-        </w:rPr>
-      </w:pPr>
-      <w:r>
-        <w:rPr>
-          <w:rFonts w:asciiTheme="majorHAnsi" w:hAnsiTheme="majorHAnsi" w:cstheme="majorHAnsi"/>
-        </w:rPr>
-        <w:t xml:space="preserve">Figure 8: a.Fluorescence image of organoid capture by miniscope.  b Bright field image captured by miniscope. c. Image of organoid taken with ZEISS Axio microscope.</w:t>
-      </w:r>
-    </w:p>
-    <w:p>
-      <w:pPr>
-        <w:jc w:val="left"/>
-        <w:rPr>
-          <w:rFonts w:asciiTheme="majorHAnsi" w:hAnsiTheme="majorHAnsi" w:cstheme="majorHAnsi"/>
-        </w:rPr>
-      </w:pPr>
-    </w:p>
-    <w:p>
-      <w:pPr>
-        <w:jc w:val="left"/>
-        <w:rPr>
-          <w:rFonts w:asciiTheme="majorHAnsi" w:hAnsiTheme="majorHAnsi" w:cstheme="majorHAnsi"/>
-        </w:rPr>
-      </w:pPr>
-      <w:r>
-        <w:rPr>
-          <w:rFonts w:asciiTheme="majorHAnsi" w:hAnsiTheme="majorHAnsi" w:cstheme="majorHAnsi"/>
-        </w:rPr>
-        <w:t xml:space="preserve">Figure 9: Mechanical contractions of the Control group (not treated with any drugs), along with different selected concentrations of the different drugs. These were paced at 0.5Hz.</w:t>
-      </w:r>
-    </w:p>
-    <w:p>
-      <w:pPr>
-        <w:jc w:val="left"/>
-        <w:rPr>
-          <w:rFonts w:asciiTheme="majorHAnsi" w:hAnsiTheme="majorHAnsi" w:cstheme="majorHAnsi"/>
-        </w:rPr>
-      </w:pPr>
-    </w:p>
-    <w:p>
-      <w:pPr>
-        <w:jc w:val="left"/>
-        <w:rPr>
-          <w:rFonts w:asciiTheme="majorHAnsi" w:hAnsiTheme="majorHAnsi" w:cstheme="majorHAnsi"/>
-        </w:rPr>
-      </w:pPr>
-      <w:r>
-        <w:rPr>
-          <w:rFonts w:asciiTheme="majorHAnsi" w:hAnsiTheme="majorHAnsi" w:cstheme="majorHAnsi"/>
-        </w:rPr>
-        <w:t xml:space="preserve">Figure 10: Calcium fluorescence patterns of the Control group (not treated with any drugs), along with different selected concentrations of the different drugs. These were paced at 0.5Hz.</w:t>
-      </w:r>
-    </w:p>
-    <w:p>
-      <w:pPr>
-        <w:jc w:val="left"/>
-        <w:rPr>
-          <w:rFonts w:asciiTheme="majorHAnsi" w:hAnsiTheme="majorHAnsi" w:cstheme="majorHAnsi"/>
-        </w:rPr>
-      </w:pPr>
-    </w:p>
-    <w:p>
-      <w:pPr>
-        <w:jc w:val="left"/>
-        <w:rPr>
-          <w:rFonts w:asciiTheme="majorHAnsi" w:hAnsiTheme="majorHAnsi" w:cstheme="majorHAnsi"/>
-        </w:rPr>
-      </w:pPr>
-      <w:r>
-        <w:rPr>
-          <w:rFonts w:asciiTheme="majorHAnsi" w:hAnsiTheme="majorHAnsi" w:cstheme="majorHAnsi"/>
-        </w:rPr>
-        <w:t xml:space="preserve">Figure 11: Comparison of different key metrics for the different drug conditions. One-Way ANOVA with post-hoc pairwise comparisons (each drug vs Control) was calculated and labelled * on the bar chart if p &lt; 0.05, for Decay50, Contraction, and Relaxation Time. To determine whether variability itself differs, we used Levene's test (variance-comparison test). These were paced at 0.5Hz.</w:t>
-      </w:r>
-    </w:p>
-    <w:p>
-      <w:pPr>
-        <w:jc w:val="left"/>
-        <w:rPr>
-          <w:rFonts w:asciiTheme="majorHAnsi" w:hAnsiTheme="majorHAnsi" w:cstheme="majorHAnsi"/>
-        </w:rPr>
-      </w:pPr>
-    </w:p>
-    <w:p>
-      <w:pPr>
-        <w:jc w:val="left"/>
-        <w:rPr>
-          <w:rFonts w:asciiTheme="majorHAnsi" w:hAnsiTheme="majorHAnsi" w:cstheme="majorHAnsi"/>
-        </w:rPr>
-      </w:pPr>
-      <w:r>
-        <w:rPr>
-          <w:rFonts w:asciiTheme="majorHAnsi" w:hAnsiTheme="majorHAnsi" w:cstheme="majorHAnsi"/>
-        </w:rPr>
-        <w:t xml:space="preserve">Figure 12: Heatmap of the number of different organoids (the given number) and in colour, the number of data points extracted from those different organoids in order to do analysis.</w:t>
-      </w:r>
-    </w:p>
-    <w:p>
-      <w:pPr>
-        <w:rPr>
-          <w:rFonts w:asciiTheme="majorHAnsi" w:hAnsiTheme="majorHAnsi" w:cstheme="majorHAnsi"/>
-          <w:color w:val="808080"/>
-        </w:rPr>
-      </w:pPr>
-    </w:p>
-    <w:p>
-      <w:pPr>
-        <w:rPr>
-          <w:rFonts w:asciiTheme="majorHAnsi" w:hAnsiTheme="majorHAnsi" w:cstheme="majorHAnsi"/>
-          <w:b/>
-        </w:rPr>
-      </w:pPr>
-      <w:r>
-        <w:rPr>
-          <w:rFonts w:asciiTheme="majorHAnsi" w:hAnsiTheme="majorHAnsi" w:cstheme="majorHAnsi"/>
-          <w:b/>
-        </w:rPr>
         <w:t xml:space="preserve">DISCUSSION: </w:t>
       </w:r>
     </w:p>
@@ -2682,10 +2552,7 @@
         </w:rPr>
       </w:pPr>
       <w:r>
-        <w:rPr>
-          <w:rFonts w:asciiTheme="majorHAnsi" w:hAnsiTheme="majorHAnsi" w:cstheme="majorHAnsi"/>
-        </w:rPr>
-        <w:t xml:space="preserve">When it comes to result significance, as shown in Figure 8, we were able to verify the accuracy of the miniscope and analysis pipeline by collecting calcium transience data that matched the commercial pacing of the organoid in frequency. Note that the calcium transience readings from the groups treated with drugs contained greater variation in calcium peak amplitude and regularity. As expected from previous research, the organoid-Thapsigargin group had displayed elevated calcium transience and broader peak morphology, consistent with disruption of intracellular calcium handling caused by inhibition of the sarco/endoplasmic reticulum Ca²⁺ ATPase (SERCA), which reduces calcium reuptake into the endoplasmic reticulum and prolongs cytosolic calcium elevation.</w:t>
+        <w:t>When it comes to result significance, as shown in Figure 9, we were able to verify the accuracy of the miniscope and analysis pipeline by collecting calcium transience data that matched the commercial pacing of the organoid in frequency. Note that the calcium transience readings from the groups treated with drugs contained greater variation in calcium peak amplitude and regularity. As expected from previous research, the organoid-Thapsigargin group had displayed elevated calcium transience and broader peak morphology, consistent with disruption of intracellular calcium handling caused by inhibition of the sarco/endoplasmic reticulum Ca²⁺ ATPase (SERCA), which reduces calcium reuptake into the endoplasmic reticulum and prolongs cytosolic calcium elevation.</w:t>
       </w:r>
     </w:p>
     <w:p>
